--- a/blog/20260911_word.docx
+++ b/blog/20260911_word.docx
@@ -223,6 +223,14 @@
           <w:p>
             <w:r>
               <w:t>https://hubrizjeon.github.io/hyetaekzone/blog-assets/photos/20260911_produce.jpg</w:t>
+              <w:br/>
+              <w:t>https://hubrizjeon.github.io/hyetaekzone/blog-assets/photos/20260911_apple_pear.jpg</w:t>
+              <w:br/>
+              <w:t>https://hubrizjeon.github.io/hyetaekzone/blog-assets/photos/20260911_beef.jpg</w:t>
+              <w:br/>
+              <w:t>https://hubrizjeon.github.io/hyetaekzone/blog-assets/photos/20260911_market.jpg</w:t>
+              <w:br/>
+              <w:t>https://hubrizjeon.github.io/hyetaekzone/blog-assets/photos/20260911_jujube.jpg</w:t>
             </w:r>
           </w:p>
         </w:tc>
